--- a/public/templates/liste_recipiendaires_template.docx
+++ b/public/templates/liste_recipiendaires_template.docx
@@ -549,42 +549,42 @@
         <w:sz w:val="20"/>
         <w:szCs w:val="18"/>
       </w:rPr>
-      <w:t xml:space="preserve">Le </w:t>
+      <w:t xml:space="preserve">Le {date}</w:t>
     </w:r>
     <w:r>
       <w:rPr>
         <w:sz w:val="20"/>
         <w:szCs w:val="18"/>
       </w:rPr>
-      <w:t>2</w:t>
+      <w:t/>
     </w:r>
     <w:r>
       <w:rPr>
         <w:sz w:val="20"/>
         <w:szCs w:val="18"/>
       </w:rPr>
-      <w:t>9</w:t>
+      <w:t/>
     </w:r>
     <w:r>
       <w:rPr>
         <w:sz w:val="20"/>
         <w:szCs w:val="18"/>
       </w:rPr>
-      <w:t>/</w:t>
+      <w:t/>
     </w:r>
     <w:r>
       <w:rPr>
         <w:sz w:val="20"/>
         <w:szCs w:val="18"/>
       </w:rPr>
-      <w:t>10</w:t>
+      <w:t/>
     </w:r>
     <w:r>
       <w:rPr>
         <w:sz w:val="20"/>
         <w:szCs w:val="18"/>
       </w:rPr>
-      <w:t>/2025</w:t>
+      <w:t/>
     </w:r>
   </w:p>
 </w:hdr>
